--- a/nep/docx/008.content.docx
+++ b/nep/docx/008.content.docx
@@ -220,7 +220,6 @@
       </w:r>
       <w:r>
         <w:rPr>
-          <w:b/>
           <w:lang w:val="ne_NP" w:bidi="ne_NP"/>
         </w:rPr>
         <w:t>यहूदी</w:t>
@@ -245,72 +244,48 @@
         </w:rPr>
         <w:t xml:space="preserve">जब परमेश्वरले </w:t>
       </w:r>
-      <w:hyperlink r:id="rId13">
-        <w:r>
-          <w:rPr>
-            <w:lang w:val="ne_NP" w:bidi="ne_NP"/>
-          </w:rPr>
-          <w:rPr>
-            <w:color w:val="0000EE"/>
-            <w:u w:val="single"/>
-          </w:rPr>
-          <w:t>अब्राहाम</w:t>
-        </w:r>
-      </w:hyperlink>
+      <w:r>
+        <w:rPr>
+          <w:lang w:val="ne_NP" w:bidi="ne_NP"/>
+        </w:rPr>
+        <w:t>अब्राहाम</w:t>
+      </w:r>
       <w:r>
         <w:rPr>
           <w:lang w:val="ne_NP" w:bidi="ne_NP"/>
         </w:rPr>
         <w:t xml:space="preserve">लाई आफू र उसको </w:t>
       </w:r>
-      <w:hyperlink r:id="rId14">
-        <w:r>
-          <w:rPr>
-            <w:lang w:val="ne_NP" w:bidi="ne_NP"/>
-          </w:rPr>
-          <w:rPr>
-            <w:color w:val="0000EE"/>
-            <w:u w:val="single"/>
-          </w:rPr>
-          <w:t>घरको</w:t>
-        </w:r>
-      </w:hyperlink>
+      <w:r>
+        <w:rPr>
+          <w:lang w:val="ne_NP" w:bidi="ne_NP"/>
+        </w:rPr>
+        <w:t>घरको</w:t>
+      </w:r>
       <w:r>
         <w:rPr>
           <w:lang w:val="ne_NP" w:bidi="ne_NP"/>
         </w:rPr>
         <w:t xml:space="preserve"> प्रत्येक पुरुषलाई खतना गर्न भन्नुभयो तब यो चलन सुरु भयो। खतना परमेश्वरले अब्राहामसँग गर्नुभएको </w:t>
       </w:r>
-      <w:hyperlink r:id="rId15">
-        <w:r>
-          <w:rPr>
-            <w:lang w:val="ne_NP" w:bidi="ne_NP"/>
-          </w:rPr>
-          <w:rPr>
-            <w:color w:val="0000EE"/>
-            <w:u w:val="single"/>
-          </w:rPr>
-          <w:t>करार</w:t>
-        </w:r>
-      </w:hyperlink>
+      <w:r>
+        <w:rPr>
+          <w:lang w:val="ne_NP" w:bidi="ne_NP"/>
+        </w:rPr>
+        <w:t>करार</w:t>
+      </w:r>
       <w:r>
         <w:rPr>
           <w:lang w:val="ne_NP" w:bidi="ne_NP"/>
         </w:rPr>
         <w:t xml:space="preserve"> मा त्यो व्यक्ति समावेश गरिएको थियो भन्ने एउटा संकेत थियो। त्यस समयदेखि, हरेक </w:t>
       </w:r>
-      <w:hyperlink r:id="rId16">
-        <w:r>
-          <w:rPr>
-            <w:lang w:val="ne_NP" w:bidi="ne_NP"/>
-          </w:rPr>
-          <w:rPr>
-            <w:color w:val="0000EE"/>
-            <w:u w:val="single"/>
-          </w:rPr>
-          <w:t>इस्राएली</w:t>
-        </w:r>
-      </w:hyperlink>
+      <w:r>
+        <w:rPr>
+          <w:lang w:val="ne_NP" w:bidi="ne_NP"/>
+        </w:rPr>
+        <w:t>इस्राएली</w:t>
+      </w:r>
       <w:r>
         <w:rPr>
           <w:lang w:val="ne_NP" w:bidi="ne_NP"/>
@@ -333,7 +308,6 @@
       </w:r>
       <w:r>
         <w:rPr>
-          <w:b/>
           <w:lang w:val="ne_NP" w:bidi="ne_NP"/>
         </w:rPr>
         <w:t>पश्चात्ताप</w:t>
@@ -346,7 +320,6 @@
       </w:r>
       <w:r>
         <w:rPr>
-          <w:b/>
           <w:lang w:val="ne_NP" w:bidi="ne_NP"/>
         </w:rPr>
         <w:t>पापहरू</w:t>
@@ -373,7 +346,6 @@
       </w:r>
       <w:r>
         <w:rPr>
-          <w:b/>
           <w:lang w:val="ne_NP" w:bidi="ne_NP"/>
         </w:rPr>
         <w:t>विश्वासीहरू</w:t>
@@ -386,7 +358,6 @@
       </w:r>
       <w:r>
         <w:rPr>
-          <w:b/>
           <w:lang w:val="ne_NP" w:bidi="ne_NP"/>
         </w:rPr>
         <w:t>प्रेरितहरूले</w:t>
@@ -397,18 +368,12 @@
         </w:rPr>
         <w:t xml:space="preserve"> मण्डलीलाई सिकाए बरू, मानिसहरूलाई हृदयको आत्मिक खतना आवश्यक छ: पश्चात्ताप, </w:t>
       </w:r>
-      <w:hyperlink r:id="rId17">
-        <w:r>
-          <w:rPr>
-            <w:lang w:val="ne_NP" w:bidi="ne_NP"/>
-          </w:rPr>
-          <w:rPr>
-            <w:color w:val="0000EE"/>
-            <w:u w:val="single"/>
-          </w:rPr>
-          <w:t>विश्वास</w:t>
-        </w:r>
-      </w:hyperlink>
+      <w:r>
+        <w:rPr>
+          <w:lang w:val="ne_NP" w:bidi="ne_NP"/>
+        </w:rPr>
+        <w:t>विश्वास</w:t>
+      </w:r>
       <w:r>
         <w:rPr>
           <w:lang w:val="ne_NP" w:bidi="ne_NP"/>
@@ -470,18 +435,12 @@
         </w:rPr>
         <w:t xml:space="preserve"> शब्द </w:t>
       </w:r>
-      <w:hyperlink r:id="rId18">
-        <w:r>
-          <w:rPr>
-            <w:lang w:val="ne_NP" w:bidi="ne_NP"/>
-          </w:rPr>
-          <w:rPr>
-            <w:color w:val="0000EE"/>
-            <w:u w:val="single"/>
-          </w:rPr>
-          <w:t>मसीह</w:t>
-        </w:r>
-      </w:hyperlink>
+      <w:r>
+        <w:rPr>
+          <w:lang w:val="ne_NP" w:bidi="ne_NP"/>
+        </w:rPr>
+        <w:t>मसीह</w:t>
+      </w:r>
       <w:r>
         <w:rPr>
           <w:lang w:val="ne_NP" w:bidi="ne_NP"/>
@@ -490,7 +449,6 @@
       </w:r>
       <w:r>
         <w:rPr>
-          <w:b/>
           <w:lang w:val="ne_NP" w:bidi="ne_NP"/>
         </w:rPr>
         <w:t>ग्रीक</w:t>
@@ -501,18 +459,12 @@
         </w:rPr>
         <w:t xml:space="preserve"> शब्द हो, र मसीह </w:t>
       </w:r>
-      <w:hyperlink r:id="rId19">
-        <w:r>
-          <w:rPr>
-            <w:lang w:val="ne_NP" w:bidi="ne_NP"/>
-          </w:rPr>
-          <w:rPr>
-            <w:color w:val="0000EE"/>
-            <w:u w:val="single"/>
-          </w:rPr>
-          <w:t>हिब्रू</w:t>
-        </w:r>
-      </w:hyperlink>
+      <w:r>
+        <w:rPr>
+          <w:lang w:val="ne_NP" w:bidi="ne_NP"/>
+        </w:rPr>
+        <w:t>हिब्रू</w:t>
+      </w:r>
       <w:r>
         <w:rPr>
           <w:lang w:val="ne_NP" w:bidi="ne_NP"/>
@@ -533,36 +485,24 @@
         </w:rPr>
         <w:t xml:space="preserve">"मसीह" शब्दले परमेश्वरले पठाउने प्रतिज्ञा गर्नुभएको विशेष </w:t>
       </w:r>
-      <w:hyperlink r:id="rId20">
-        <w:r>
-          <w:rPr>
-            <w:lang w:val="ne_NP" w:bidi="ne_NP"/>
-          </w:rPr>
-          <w:rPr>
-            <w:color w:val="0000EE"/>
-            <w:u w:val="single"/>
-          </w:rPr>
-          <w:t>राजा</w:t>
-        </w:r>
-      </w:hyperlink>
+      <w:r>
+        <w:rPr>
+          <w:lang w:val="ne_NP" w:bidi="ne_NP"/>
+        </w:rPr>
+        <w:t>राजा</w:t>
+      </w:r>
       <w:r>
         <w:rPr>
           <w:lang w:val="ne_NP" w:bidi="ne_NP"/>
         </w:rPr>
         <w:t xml:space="preserve"> र </w:t>
       </w:r>
-      <w:hyperlink r:id="rId21">
-        <w:r>
-          <w:rPr>
-            <w:lang w:val="ne_NP" w:bidi="ne_NP"/>
-          </w:rPr>
-          <w:rPr>
-            <w:color w:val="0000EE"/>
-            <w:u w:val="single"/>
-          </w:rPr>
-          <w:t>मुक्तिदातालाई</w:t>
-        </w:r>
-      </w:hyperlink>
+      <w:r>
+        <w:rPr>
+          <w:lang w:val="ne_NP" w:bidi="ne_NP"/>
+        </w:rPr>
+        <w:t>मुक्तिदातालाई</w:t>
+      </w:r>
       <w:r>
         <w:rPr>
           <w:lang w:val="ne_NP" w:bidi="ne_NP"/>
@@ -585,7 +525,6 @@
       </w:r>
       <w:r>
         <w:rPr>
-          <w:b/>
           <w:lang w:val="ne_NP" w:bidi="ne_NP"/>
         </w:rPr>
         <w:t>अभिषिक्त</w:t>
@@ -596,54 +535,36 @@
         </w:rPr>
         <w:t xml:space="preserve"> व्यक्ति हो। यसको अर्थ अर्को व्यक्तिले तिनीहरूमाथि तेल खन्याएको थियो। परमेश्वरले यस व्यक्तिलाई विशेष काम दिनु भएको थियो भन्ने एउटा संकेत थियो। उदाहरणको लागि, पुरानो नियममा, परमेश्वरले </w:t>
       </w:r>
-      <w:hyperlink r:id="rId22">
-        <w:r>
-          <w:rPr>
-            <w:lang w:val="ne_NP" w:bidi="ne_NP"/>
-          </w:rPr>
-          <w:rPr>
-            <w:color w:val="0000EE"/>
-            <w:u w:val="single"/>
-          </w:rPr>
-          <w:t>अगमवक्ता</w:t>
-        </w:r>
-      </w:hyperlink>
+      <w:r>
+        <w:rPr>
+          <w:lang w:val="ne_NP" w:bidi="ne_NP"/>
+        </w:rPr>
+        <w:t>अगमवक्ता</w:t>
+      </w:r>
       <w:r>
         <w:rPr>
           <w:lang w:val="ne_NP" w:bidi="ne_NP"/>
         </w:rPr>
         <w:t xml:space="preserve"> शमूएललाई </w:t>
       </w:r>
-      <w:hyperlink r:id="rId23">
-        <w:r>
-          <w:rPr>
-            <w:lang w:val="ne_NP" w:bidi="ne_NP"/>
-          </w:rPr>
-          <w:rPr>
-            <w:color w:val="0000EE"/>
-            <w:u w:val="single"/>
-          </w:rPr>
-          <w:t>दाऊद</w:t>
-        </w:r>
-      </w:hyperlink>
+      <w:r>
+        <w:rPr>
+          <w:lang w:val="ne_NP" w:bidi="ne_NP"/>
+        </w:rPr>
+        <w:t>दाऊद</w:t>
+      </w:r>
       <w:r>
         <w:rPr>
           <w:lang w:val="ne_NP" w:bidi="ne_NP"/>
         </w:rPr>
         <w:t xml:space="preserve"> माथि तेल खन्याउन भन्नुभयो। परमेश्वरले </w:t>
       </w:r>
-      <w:hyperlink r:id="rId24">
-        <w:r>
-          <w:rPr>
-            <w:lang w:val="ne_NP" w:bidi="ne_NP"/>
-          </w:rPr>
-          <w:rPr>
-            <w:color w:val="0000EE"/>
-            <w:u w:val="single"/>
-          </w:rPr>
-          <w:t>इस्राएलको</w:t>
-        </w:r>
-      </w:hyperlink>
+      <w:r>
+        <w:rPr>
+          <w:lang w:val="ne_NP" w:bidi="ne_NP"/>
+        </w:rPr>
+        <w:t>इस्राएलको</w:t>
+      </w:r>
       <w:r>
         <w:rPr>
           <w:lang w:val="ne_NP" w:bidi="ne_NP"/>
@@ -680,7 +601,6 @@
       </w:r>
       <w:r>
         <w:rPr>
-          <w:b/>
           <w:lang w:val="ne_NP" w:bidi="ne_NP"/>
         </w:rPr>
         <w:t>राष्ट्रहरूको</w:t>
@@ -707,7 +627,6 @@
       </w:r>
       <w:r>
         <w:rPr>
-          <w:b/>
           <w:lang w:val="ne_NP" w:bidi="ne_NP"/>
         </w:rPr>
         <w:t>इस्राएलीहरूले</w:t>
@@ -745,18 +664,12 @@
         </w:rPr>
         <w:t xml:space="preserve"> हुनुहुन्छ भनेर मानिसहरूलाई देखाउनुभयो। येशू दाऊदको सन्तान हुनुहुन्थ्यो। येशूले प्रमाणित गर्नुभयो कि परमेश्वरले उहाँसँग भएको असाधारण शक्ति र </w:t>
       </w:r>
-      <w:hyperlink r:id="rId25">
-        <w:r>
-          <w:rPr>
-            <w:lang w:val="ne_NP" w:bidi="ne_NP"/>
-          </w:rPr>
-          <w:rPr>
-            <w:color w:val="0000EE"/>
-            <w:u w:val="single"/>
-          </w:rPr>
-          <w:t>अधिकारबाट</w:t>
-        </w:r>
-      </w:hyperlink>
+      <w:r>
+        <w:rPr>
+          <w:lang w:val="ne_NP" w:bidi="ne_NP"/>
+        </w:rPr>
+        <w:t>अधिकारबाट</w:t>
+      </w:r>
       <w:r>
         <w:rPr>
           <w:lang w:val="ne_NP" w:bidi="ne_NP"/>
@@ -779,7 +692,6 @@
       </w:r>
       <w:r>
         <w:rPr>
-          <w:b/>
           <w:lang w:val="ne_NP" w:bidi="ne_NP"/>
         </w:rPr>
         <w:t>विश्वास</w:t>
@@ -790,18 +702,12 @@
         </w:rPr>
         <w:t xml:space="preserve"> गर्थे। येशूले यसको सट्टा आफूलाई "</w:t>
       </w:r>
-      <w:hyperlink r:id="rId26">
-        <w:r>
-          <w:rPr>
-            <w:lang w:val="ne_NP" w:bidi="ne_NP"/>
-          </w:rPr>
-          <w:rPr>
-            <w:color w:val="0000EE"/>
-            <w:u w:val="single"/>
-          </w:rPr>
-          <w:t>मानिसको पुत्र</w:t>
-        </w:r>
-      </w:hyperlink>
+      <w:r>
+        <w:rPr>
+          <w:lang w:val="ne_NP" w:bidi="ne_NP"/>
+        </w:rPr>
+        <w:t>मानिसको पुत्र</w:t>
+      </w:r>
       <w:r>
         <w:rPr>
           <w:lang w:val="ne_NP" w:bidi="ne_NP"/>
@@ -824,7 +730,6 @@
       </w:r>
       <w:r>
         <w:rPr>
-          <w:b/>
           <w:lang w:val="ne_NP" w:bidi="ne_NP"/>
         </w:rPr>
         <w:t>चेलाहरू</w:t>
@@ -835,18 +740,12 @@
         </w:rPr>
         <w:t xml:space="preserve">ले उहाँ मसीह हुनुहुन्छ भनेर ठूलो निश्चयताका साथ थाहा पाए र तिनीहरूले अन्य मानिसहरूलाई यस सुसमाचार बाँड्न थाले। परमेश्वरले आफ्नो मुक्तिदाता पठाउनु भएको थियो! तर येशू मानिसहरूलाई पार्थिव सरकारबाट मुक्त पार्नकालागि मात्र मुक्तिदाता थिएनन्। येशू एक मुक्तिदाता हुनुहुन्थ्यो जसले धेरै काम गर्नुभयो उहाँले मानिसहरूलाई </w:t>
       </w:r>
-      <w:hyperlink r:id="rId27">
-        <w:r>
-          <w:rPr>
-            <w:lang w:val="ne_NP" w:bidi="ne_NP"/>
-          </w:rPr>
-          <w:rPr>
-            <w:color w:val="0000EE"/>
-            <w:u w:val="single"/>
-          </w:rPr>
-          <w:t>पाप</w:t>
-        </w:r>
-      </w:hyperlink>
+      <w:r>
+        <w:rPr>
+          <w:lang w:val="ne_NP" w:bidi="ne_NP"/>
+        </w:rPr>
+        <w:t>पाप</w:t>
+      </w:r>
       <w:r>
         <w:rPr>
           <w:lang w:val="ne_NP" w:bidi="ne_NP"/>
@@ -916,54 +815,36 @@
         </w:rPr>
         <w:t xml:space="preserve">ख्रिष्टियान भनेको त्यो हो जसले येशू </w:t>
       </w:r>
-      <w:hyperlink r:id="rId28">
-        <w:r>
-          <w:rPr>
-            <w:lang w:val="ne_NP" w:bidi="ne_NP"/>
-          </w:rPr>
-          <w:rPr>
-            <w:color w:val="0000EE"/>
-            <w:u w:val="single"/>
-          </w:rPr>
-          <w:t>परमेश्वरको पुत्र</w:t>
-        </w:r>
-      </w:hyperlink>
+      <w:r>
+        <w:rPr>
+          <w:lang w:val="ne_NP" w:bidi="ne_NP"/>
+        </w:rPr>
+        <w:t>परमेश्वरको पुत्र</w:t>
+      </w:r>
       <w:r>
         <w:rPr>
           <w:lang w:val="ne_NP" w:bidi="ne_NP"/>
         </w:rPr>
         <w:t xml:space="preserve"> र </w:t>
       </w:r>
-      <w:hyperlink r:id="rId21">
-        <w:r>
-          <w:rPr>
-            <w:lang w:val="ne_NP" w:bidi="ne_NP"/>
-          </w:rPr>
-          <w:rPr>
-            <w:color w:val="0000EE"/>
-            <w:u w:val="single"/>
-          </w:rPr>
-          <w:t>मुक्तिदाता</w:t>
-        </w:r>
-      </w:hyperlink>
+      <w:r>
+        <w:rPr>
+          <w:lang w:val="ne_NP" w:bidi="ne_NP"/>
+        </w:rPr>
+        <w:t>मुक्तिदाता</w:t>
+      </w:r>
       <w:r>
         <w:rPr>
           <w:lang w:val="ne_NP" w:bidi="ne_NP"/>
         </w:rPr>
         <w:t xml:space="preserve"> वा </w:t>
       </w:r>
-      <w:hyperlink r:id="rId29">
-        <w:r>
-          <w:rPr>
-            <w:lang w:val="ne_NP" w:bidi="ne_NP"/>
-          </w:rPr>
-          <w:rPr>
-            <w:color w:val="0000EE"/>
-            <w:u w:val="single"/>
-          </w:rPr>
-          <w:t>ख्रीष्ट</w:t>
-        </w:r>
-      </w:hyperlink>
+      <w:r>
+        <w:rPr>
+          <w:lang w:val="ne_NP" w:bidi="ne_NP"/>
+        </w:rPr>
+        <w:t>ख्रीष्ट</w:t>
+      </w:r>
       <w:r>
         <w:rPr>
           <w:lang w:val="ne_NP" w:bidi="ne_NP"/>
@@ -972,7 +853,6 @@
       </w:r>
       <w:r>
         <w:rPr>
-          <w:b/>
           <w:lang w:val="ne_NP" w:bidi="ne_NP"/>
         </w:rPr>
         <w:t>पाप</w:t>
@@ -983,18 +863,12 @@
         </w:rPr>
         <w:t xml:space="preserve">बाट बचाउन र </w:t>
       </w:r>
-      <w:hyperlink r:id="rId30">
-        <w:r>
-          <w:rPr>
-            <w:lang w:val="ne_NP" w:bidi="ne_NP"/>
-          </w:rPr>
-          <w:rPr>
-            <w:color w:val="0000EE"/>
-            <w:u w:val="single"/>
-          </w:rPr>
-          <w:t>परमेश्वर</w:t>
-        </w:r>
-      </w:hyperlink>
+      <w:r>
+        <w:rPr>
+          <w:lang w:val="ne_NP" w:bidi="ne_NP"/>
+        </w:rPr>
+        <w:t>परमेश्वर</w:t>
+      </w:r>
       <w:r>
         <w:rPr>
           <w:lang w:val="ne_NP" w:bidi="ne_NP"/>
@@ -1003,7 +877,6 @@
       </w:r>
       <w:r>
         <w:rPr>
-          <w:b/>
           <w:lang w:val="ne_NP" w:bidi="ne_NP"/>
         </w:rPr>
         <w:t>परमेश्वरको राज्य</w:t>
